--- a/docs/lipid_infusion.docx
+++ b/docs/lipid_infusion.docx
@@ -108,7 +108,7 @@
     <w:p>
       <w:r>
         <w:pict w14:anchorId="386B2371">
-          <v:rect id="_x0000_i1061" style="width:0;height:.75pt" o:hralign="center" o:hrstd="t" o:hr="t" fillcolor="#a0a0a0" stroked="f"/>
+          <v:rect id="_x0000_i1025" style="width:0;height:.75pt" o:hralign="center" o:hrstd="t" o:hr="t" fillcolor="#a0a0a0" stroked="f"/>
         </w:pict>
       </w:r>
     </w:p>
@@ -119,11 +119,172 @@
           <w:bCs/>
         </w:rPr>
       </w:pPr>
-      <w:r>
-        <w:rPr>
-          <w:b/>
-          <w:bCs/>
-        </w:rPr>
+    </w:p>
+    <w:p>
+      <w:pPr>
+        <w:rPr>
+          <w:b/>
+          <w:bCs/>
+        </w:rPr>
+      </w:pPr>
+    </w:p>
+    <w:p>
+      <w:pPr>
+        <w:rPr>
+          <w:b/>
+          <w:bCs/>
+        </w:rPr>
+      </w:pPr>
+    </w:p>
+    <w:p>
+      <w:pPr>
+        <w:rPr>
+          <w:b/>
+          <w:bCs/>
+        </w:rPr>
+      </w:pPr>
+    </w:p>
+    <w:p>
+      <w:pPr>
+        <w:rPr>
+          <w:b/>
+          <w:bCs/>
+        </w:rPr>
+      </w:pPr>
+    </w:p>
+    <w:p>
+      <w:pPr>
+        <w:rPr>
+          <w:b/>
+          <w:bCs/>
+        </w:rPr>
+      </w:pPr>
+    </w:p>
+    <w:p>
+      <w:pPr>
+        <w:rPr>
+          <w:b/>
+          <w:bCs/>
+        </w:rPr>
+      </w:pPr>
+    </w:p>
+    <w:p>
+      <w:pPr>
+        <w:rPr>
+          <w:b/>
+          <w:bCs/>
+        </w:rPr>
+      </w:pPr>
+    </w:p>
+    <w:p>
+      <w:pPr>
+        <w:rPr>
+          <w:b/>
+          <w:bCs/>
+        </w:rPr>
+      </w:pPr>
+    </w:p>
+    <w:p>
+      <w:pPr>
+        <w:rPr>
+          <w:b/>
+          <w:bCs/>
+        </w:rPr>
+      </w:pPr>
+    </w:p>
+    <w:p>
+      <w:pPr>
+        <w:rPr>
+          <w:b/>
+          <w:bCs/>
+        </w:rPr>
+      </w:pPr>
+    </w:p>
+    <w:p>
+      <w:pPr>
+        <w:rPr>
+          <w:b/>
+          <w:bCs/>
+        </w:rPr>
+      </w:pPr>
+    </w:p>
+    <w:p>
+      <w:pPr>
+        <w:rPr>
+          <w:b/>
+          <w:bCs/>
+        </w:rPr>
+      </w:pPr>
+    </w:p>
+    <w:p>
+      <w:pPr>
+        <w:rPr>
+          <w:b/>
+          <w:bCs/>
+        </w:rPr>
+      </w:pPr>
+    </w:p>
+    <w:p>
+      <w:pPr>
+        <w:rPr>
+          <w:b/>
+          <w:bCs/>
+        </w:rPr>
+      </w:pPr>
+    </w:p>
+    <w:p>
+      <w:pPr>
+        <w:rPr>
+          <w:b/>
+          <w:bCs/>
+        </w:rPr>
+      </w:pPr>
+    </w:p>
+    <w:p>
+      <w:pPr>
+        <w:rPr>
+          <w:b/>
+          <w:bCs/>
+        </w:rPr>
+      </w:pPr>
+    </w:p>
+    <w:p>
+      <w:pPr>
+        <w:rPr>
+          <w:b/>
+          <w:bCs/>
+        </w:rPr>
+      </w:pPr>
+    </w:p>
+    <w:p>
+      <w:pPr>
+        <w:rPr>
+          <w:b/>
+          <w:bCs/>
+        </w:rPr>
+      </w:pPr>
+    </w:p>
+    <w:p>
+      <w:pPr>
+        <w:rPr>
+          <w:b/>
+          <w:bCs/>
+        </w:rPr>
+      </w:pPr>
+    </w:p>
+    <w:p>
+      <w:pPr>
+        <w:rPr>
+          <w:b/>
+          <w:bCs/>
+        </w:rPr>
+      </w:pPr>
+      <w:r>
+        <w:rPr>
+          <w:b/>
+          <w:bCs/>
+        </w:rPr>
+        <w:lastRenderedPageBreak/>
         <w:t>1. Hardware Verification Pre-Check</w:t>
       </w:r>
     </w:p>
@@ -252,7 +413,7 @@
     <w:p>
       <w:r>
         <w:pict w14:anchorId="013B8A02">
-          <v:rect id="_x0000_i1062" style="width:0;height:.75pt" o:hralign="center" o:hrstd="t" o:hr="t" fillcolor="#a0a0a0" stroked="f"/>
+          <v:rect id="_x0000_i1026" style="width:0;height:.75pt" o:hralign="center" o:hrstd="t" o:hr="t" fillcolor="#a0a0a0" stroked="f"/>
         </w:pict>
       </w:r>
     </w:p>
@@ -263,11 +424,164 @@
           <w:bCs/>
         </w:rPr>
       </w:pPr>
-      <w:r>
-        <w:rPr>
-          <w:b/>
-          <w:bCs/>
-        </w:rPr>
+    </w:p>
+    <w:p>
+      <w:pPr>
+        <w:rPr>
+          <w:b/>
+          <w:bCs/>
+        </w:rPr>
+      </w:pPr>
+    </w:p>
+    <w:p>
+      <w:pPr>
+        <w:rPr>
+          <w:b/>
+          <w:bCs/>
+        </w:rPr>
+      </w:pPr>
+    </w:p>
+    <w:p>
+      <w:pPr>
+        <w:rPr>
+          <w:b/>
+          <w:bCs/>
+        </w:rPr>
+      </w:pPr>
+    </w:p>
+    <w:p>
+      <w:pPr>
+        <w:rPr>
+          <w:b/>
+          <w:bCs/>
+        </w:rPr>
+      </w:pPr>
+    </w:p>
+    <w:p>
+      <w:pPr>
+        <w:rPr>
+          <w:b/>
+          <w:bCs/>
+        </w:rPr>
+      </w:pPr>
+    </w:p>
+    <w:p>
+      <w:pPr>
+        <w:rPr>
+          <w:b/>
+          <w:bCs/>
+        </w:rPr>
+      </w:pPr>
+    </w:p>
+    <w:p>
+      <w:pPr>
+        <w:rPr>
+          <w:b/>
+          <w:bCs/>
+        </w:rPr>
+      </w:pPr>
+    </w:p>
+    <w:p>
+      <w:pPr>
+        <w:rPr>
+          <w:b/>
+          <w:bCs/>
+        </w:rPr>
+      </w:pPr>
+    </w:p>
+    <w:p>
+      <w:pPr>
+        <w:rPr>
+          <w:b/>
+          <w:bCs/>
+        </w:rPr>
+      </w:pPr>
+    </w:p>
+    <w:p>
+      <w:pPr>
+        <w:rPr>
+          <w:b/>
+          <w:bCs/>
+        </w:rPr>
+      </w:pPr>
+    </w:p>
+    <w:p>
+      <w:pPr>
+        <w:rPr>
+          <w:b/>
+          <w:bCs/>
+        </w:rPr>
+      </w:pPr>
+    </w:p>
+    <w:p>
+      <w:pPr>
+        <w:rPr>
+          <w:b/>
+          <w:bCs/>
+        </w:rPr>
+      </w:pPr>
+    </w:p>
+    <w:p>
+      <w:pPr>
+        <w:rPr>
+          <w:b/>
+          <w:bCs/>
+        </w:rPr>
+      </w:pPr>
+    </w:p>
+    <w:p>
+      <w:pPr>
+        <w:rPr>
+          <w:b/>
+          <w:bCs/>
+        </w:rPr>
+      </w:pPr>
+    </w:p>
+    <w:p>
+      <w:pPr>
+        <w:rPr>
+          <w:b/>
+          <w:bCs/>
+        </w:rPr>
+      </w:pPr>
+    </w:p>
+    <w:p>
+      <w:pPr>
+        <w:rPr>
+          <w:b/>
+          <w:bCs/>
+        </w:rPr>
+      </w:pPr>
+    </w:p>
+    <w:p>
+      <w:pPr>
+        <w:rPr>
+          <w:b/>
+          <w:bCs/>
+        </w:rPr>
+      </w:pPr>
+    </w:p>
+    <w:p>
+      <w:pPr>
+        <w:rPr>
+          <w:b/>
+          <w:bCs/>
+        </w:rPr>
+      </w:pPr>
+    </w:p>
+    <w:p>
+      <w:pPr>
+        <w:rPr>
+          <w:b/>
+          <w:bCs/>
+        </w:rPr>
+      </w:pPr>
+      <w:r>
+        <w:rPr>
+          <w:b/>
+          <w:bCs/>
+        </w:rPr>
+        <w:lastRenderedPageBreak/>
         <w:t>2. Hourly Infusion &amp; Flow Rate Matrix</w:t>
       </w:r>
     </w:p>
@@ -1112,7 +1426,6 @@
                 <w:b/>
                 <w:bCs/>
               </w:rPr>
-              <w:lastRenderedPageBreak/>
               <w:t>03:00</w:t>
             </w:r>
           </w:p>
@@ -2223,6 +2536,7 @@
                 <w:b/>
                 <w:bCs/>
               </w:rPr>
+              <w:lastRenderedPageBreak/>
               <w:t>09:00</w:t>
             </w:r>
           </w:p>
@@ -2943,9 +3257,41 @@
     <w:p>
       <w:r>
         <w:pict w14:anchorId="642A2E0A">
-          <v:rect id="_x0000_i1063" style="width:0;height:.75pt" o:hralign="center" o:hrstd="t" o:hr="t" fillcolor="#a0a0a0" stroked="f"/>
+          <v:rect id="_x0000_i1027" style="width:0;height:.75pt" o:hralign="center" o:hrstd="t" o:hr="t" fillcolor="#a0a0a0" stroked="f"/>
         </w:pict>
       </w:r>
+    </w:p>
+    <w:p>
+      <w:pPr>
+        <w:rPr>
+          <w:b/>
+          <w:bCs/>
+        </w:rPr>
+      </w:pPr>
+    </w:p>
+    <w:p>
+      <w:pPr>
+        <w:rPr>
+          <w:b/>
+          <w:bCs/>
+        </w:rPr>
+      </w:pPr>
+    </w:p>
+    <w:p>
+      <w:pPr>
+        <w:rPr>
+          <w:b/>
+          <w:bCs/>
+        </w:rPr>
+      </w:pPr>
+    </w:p>
+    <w:p>
+      <w:pPr>
+        <w:rPr>
+          <w:b/>
+          <w:bCs/>
+        </w:rPr>
+      </w:pPr>
     </w:p>
     <w:p>
       <w:pPr>
@@ -3033,7 +3379,6 @@
           <w:b/>
           <w:bCs/>
         </w:rPr>
-        <w:lastRenderedPageBreak/>
         <w:t>Spatial Boundary Closure (Ultrasound/MRI Validation Log)</w:t>
       </w:r>
     </w:p>
@@ -3116,7 +3461,7 @@
     <w:p>
       <w:r>
         <w:pict w14:anchorId="41352221">
-          <v:rect id="_x0000_i1064" style="width:0;height:.75pt" o:hralign="center" o:hrstd="t" o:hr="t" fillcolor="#a0a0a0" stroked="f"/>
+          <v:rect id="_x0000_i1028" style="width:0;height:.75pt" o:hralign="center" o:hrstd="t" o:hr="t" fillcolor="#a0a0a0" stroked="f"/>
         </w:pict>
       </w:r>
     </w:p>
@@ -3127,11 +3472,36 @@
           <w:bCs/>
         </w:rPr>
       </w:pPr>
-      <w:r>
-        <w:rPr>
-          <w:b/>
-          <w:bCs/>
-        </w:rPr>
+    </w:p>
+    <w:p>
+      <w:pPr>
+        <w:rPr>
+          <w:b/>
+          <w:bCs/>
+        </w:rPr>
+      </w:pPr>
+    </w:p>
+    <w:p>
+      <w:pPr>
+        <w:rPr>
+          <w:b/>
+          <w:bCs/>
+        </w:rPr>
+      </w:pPr>
+    </w:p>
+    <w:p>
+      <w:pPr>
+        <w:rPr>
+          <w:b/>
+          <w:bCs/>
+        </w:rPr>
+      </w:pPr>
+      <w:r>
+        <w:rPr>
+          <w:b/>
+          <w:bCs/>
+        </w:rPr>
+        <w:lastRenderedPageBreak/>
         <w:t>4. Post-Treatment Interface Checklist</w:t>
       </w:r>
     </w:p>
@@ -3299,23 +3669,195 @@
     <w:p>
       <w:r>
         <w:pict w14:anchorId="2E6B31E4">
-          <v:rect id="_x0000_i1065" style="width:0;height:.75pt" o:hralign="center" o:hrstd="t" o:hr="t" fillcolor="#a0a0a0" stroked="f"/>
+          <v:rect id="_x0000_i1029" style="width:0;height:.75pt" o:hralign="center" o:hrstd="t" o:hr="t" fillcolor="#a0a0a0" stroked="f"/>
         </w:pict>
       </w:r>
     </w:p>
     <w:p>
       <w:pPr>
         <w:rPr>
-          <w:b/>
-          <w:bCs/>
-        </w:rPr>
-      </w:pPr>
-      <w:r>
-        <w:rPr>
           <w:rFonts w:ascii="Segoe UI Emoji" w:hAnsi="Segoe UI Emoji" w:cs="Segoe UI Emoji"/>
           <w:b/>
           <w:bCs/>
         </w:rPr>
+      </w:pPr>
+    </w:p>
+    <w:p>
+      <w:pPr>
+        <w:rPr>
+          <w:rFonts w:ascii="Segoe UI Emoji" w:hAnsi="Segoe UI Emoji" w:cs="Segoe UI Emoji"/>
+          <w:b/>
+          <w:bCs/>
+        </w:rPr>
+      </w:pPr>
+    </w:p>
+    <w:p>
+      <w:pPr>
+        <w:rPr>
+          <w:rFonts w:ascii="Segoe UI Emoji" w:hAnsi="Segoe UI Emoji" w:cs="Segoe UI Emoji"/>
+          <w:b/>
+          <w:bCs/>
+        </w:rPr>
+      </w:pPr>
+    </w:p>
+    <w:p>
+      <w:pPr>
+        <w:rPr>
+          <w:rFonts w:ascii="Segoe UI Emoji" w:hAnsi="Segoe UI Emoji" w:cs="Segoe UI Emoji"/>
+          <w:b/>
+          <w:bCs/>
+        </w:rPr>
+      </w:pPr>
+    </w:p>
+    <w:p>
+      <w:pPr>
+        <w:rPr>
+          <w:rFonts w:ascii="Segoe UI Emoji" w:hAnsi="Segoe UI Emoji" w:cs="Segoe UI Emoji"/>
+          <w:b/>
+          <w:bCs/>
+        </w:rPr>
+      </w:pPr>
+    </w:p>
+    <w:p>
+      <w:pPr>
+        <w:rPr>
+          <w:rFonts w:ascii="Segoe UI Emoji" w:hAnsi="Segoe UI Emoji" w:cs="Segoe UI Emoji"/>
+          <w:b/>
+          <w:bCs/>
+        </w:rPr>
+      </w:pPr>
+    </w:p>
+    <w:p>
+      <w:pPr>
+        <w:rPr>
+          <w:rFonts w:ascii="Segoe UI Emoji" w:hAnsi="Segoe UI Emoji" w:cs="Segoe UI Emoji"/>
+          <w:b/>
+          <w:bCs/>
+        </w:rPr>
+      </w:pPr>
+    </w:p>
+    <w:p>
+      <w:pPr>
+        <w:rPr>
+          <w:rFonts w:ascii="Segoe UI Emoji" w:hAnsi="Segoe UI Emoji" w:cs="Segoe UI Emoji"/>
+          <w:b/>
+          <w:bCs/>
+        </w:rPr>
+      </w:pPr>
+    </w:p>
+    <w:p>
+      <w:pPr>
+        <w:rPr>
+          <w:rFonts w:ascii="Segoe UI Emoji" w:hAnsi="Segoe UI Emoji" w:cs="Segoe UI Emoji"/>
+          <w:b/>
+          <w:bCs/>
+        </w:rPr>
+      </w:pPr>
+    </w:p>
+    <w:p>
+      <w:pPr>
+        <w:rPr>
+          <w:rFonts w:ascii="Segoe UI Emoji" w:hAnsi="Segoe UI Emoji" w:cs="Segoe UI Emoji"/>
+          <w:b/>
+          <w:bCs/>
+        </w:rPr>
+      </w:pPr>
+    </w:p>
+    <w:p>
+      <w:pPr>
+        <w:rPr>
+          <w:rFonts w:ascii="Segoe UI Emoji" w:hAnsi="Segoe UI Emoji" w:cs="Segoe UI Emoji"/>
+          <w:b/>
+          <w:bCs/>
+        </w:rPr>
+      </w:pPr>
+    </w:p>
+    <w:p>
+      <w:pPr>
+        <w:rPr>
+          <w:rFonts w:ascii="Segoe UI Emoji" w:hAnsi="Segoe UI Emoji" w:cs="Segoe UI Emoji"/>
+          <w:b/>
+          <w:bCs/>
+        </w:rPr>
+      </w:pPr>
+    </w:p>
+    <w:p>
+      <w:pPr>
+        <w:rPr>
+          <w:rFonts w:ascii="Segoe UI Emoji" w:hAnsi="Segoe UI Emoji" w:cs="Segoe UI Emoji"/>
+          <w:b/>
+          <w:bCs/>
+        </w:rPr>
+      </w:pPr>
+    </w:p>
+    <w:p>
+      <w:pPr>
+        <w:rPr>
+          <w:rFonts w:ascii="Segoe UI Emoji" w:hAnsi="Segoe UI Emoji" w:cs="Segoe UI Emoji"/>
+          <w:b/>
+          <w:bCs/>
+        </w:rPr>
+      </w:pPr>
+    </w:p>
+    <w:p>
+      <w:pPr>
+        <w:rPr>
+          <w:rFonts w:ascii="Segoe UI Emoji" w:hAnsi="Segoe UI Emoji" w:cs="Segoe UI Emoji"/>
+          <w:b/>
+          <w:bCs/>
+        </w:rPr>
+      </w:pPr>
+    </w:p>
+    <w:p>
+      <w:pPr>
+        <w:rPr>
+          <w:rFonts w:ascii="Segoe UI Emoji" w:hAnsi="Segoe UI Emoji" w:cs="Segoe UI Emoji"/>
+          <w:b/>
+          <w:bCs/>
+        </w:rPr>
+      </w:pPr>
+    </w:p>
+    <w:p>
+      <w:pPr>
+        <w:rPr>
+          <w:rFonts w:ascii="Segoe UI Emoji" w:hAnsi="Segoe UI Emoji" w:cs="Segoe UI Emoji"/>
+          <w:b/>
+          <w:bCs/>
+        </w:rPr>
+      </w:pPr>
+    </w:p>
+    <w:p>
+      <w:pPr>
+        <w:rPr>
+          <w:rFonts w:ascii="Segoe UI Emoji" w:hAnsi="Segoe UI Emoji" w:cs="Segoe UI Emoji"/>
+          <w:b/>
+          <w:bCs/>
+        </w:rPr>
+      </w:pPr>
+    </w:p>
+    <w:p>
+      <w:pPr>
+        <w:rPr>
+          <w:rFonts w:ascii="Segoe UI Emoji" w:hAnsi="Segoe UI Emoji" w:cs="Segoe UI Emoji"/>
+          <w:b/>
+          <w:bCs/>
+        </w:rPr>
+      </w:pPr>
+    </w:p>
+    <w:p>
+      <w:pPr>
+        <w:rPr>
+          <w:b/>
+          <w:bCs/>
+        </w:rPr>
+      </w:pPr>
+      <w:r>
+        <w:rPr>
+          <w:rFonts w:ascii="Segoe UI Emoji" w:hAnsi="Segoe UI Emoji" w:cs="Segoe UI Emoji"/>
+          <w:b/>
+          <w:bCs/>
+        </w:rPr>
+        <w:lastRenderedPageBreak/>
         <w:t>📚</w:t>
       </w:r>
       <w:r>
@@ -3330,7 +3872,7 @@
       <w:r>
         <w:t xml:space="preserve">[1] </w:t>
       </w:r>
-      <w:hyperlink r:id="rId5" w:history="1">
+      <w:hyperlink r:id="rId7" w:history="1">
         <w:r>
           <w:rPr>
             <w:rStyle w:val="Hyperlink"/>
@@ -3340,14 +3882,260 @@
       </w:hyperlink>
     </w:p>
     <w:p/>
+    <w:p/>
+    <w:p/>
+    <w:p/>
+    <w:p/>
+    <w:p/>
+    <w:p/>
+    <w:p/>
+    <w:p/>
+    <w:p/>
+    <w:p/>
+    <w:p/>
+    <w:p/>
+    <w:p/>
+    <w:p/>
+    <w:p/>
+    <w:p/>
+    <w:p/>
+    <w:p/>
+    <w:p>
+      <w:pPr>
+        <w:rPr>
+          <w:b/>
+          <w:bCs/>
+        </w:rPr>
+      </w:pPr>
+      <w:r>
+        <w:rPr>
+          <w:b/>
+          <w:bCs/>
+        </w:rPr>
+        <w:t>Dr. Correo “Cory” Andrew Hofstad Med Sci. Educ, PO, ND, DO, PharmD, OEM, GPM, Psych, MD, JSD, JD, SEP, MPH, PhD, MBA/COGS, MLSCM, MDiv</w:t>
+      </w:r>
+      <w:r>
+        <w:drawing>
+          <wp:anchor distT="0" distB="0" distL="114300" distR="114300" simplePos="0" relativeHeight="251659264" behindDoc="1" locked="0" layoutInCell="1" allowOverlap="1" wp14:anchorId="6113DF40" wp14:editId="526875F6">
+            <wp:simplePos x="0" y="0"/>
+            <wp:positionH relativeFrom="margin">
+              <wp:posOffset>3919220</wp:posOffset>
+            </wp:positionH>
+            <wp:positionV relativeFrom="paragraph">
+              <wp:posOffset>5080</wp:posOffset>
+            </wp:positionV>
+            <wp:extent cx="2036445" cy="1146810"/>
+            <wp:effectExtent l="0" t="0" r="1905" b="0"/>
+            <wp:wrapNone/>
+            <wp:docPr id="1366578592" name="Picture 2" descr="A black scribble on a white background&#10;&#10;Description automatically generated"/>
+            <wp:cNvGraphicFramePr>
+              <a:graphicFrameLocks xmlns:a="http://schemas.openxmlformats.org/drawingml/2006/main" noChangeAspect="1"/>
+            </wp:cNvGraphicFramePr>
+            <a:graphic xmlns:a="http://schemas.openxmlformats.org/drawingml/2006/main">
+              <a:graphicData uri="http://schemas.openxmlformats.org/drawingml/2006/picture">
+                <pic:pic xmlns:pic="http://schemas.openxmlformats.org/drawingml/2006/picture">
+                  <pic:nvPicPr>
+                    <pic:cNvPr id="0" name="Picture 2" descr="A black scribble on a white background&#10;&#10;Description automatically generated"/>
+                    <pic:cNvPicPr>
+                      <a:picLocks noChangeAspect="1" noChangeArrowheads="1"/>
+                    </pic:cNvPicPr>
+                  </pic:nvPicPr>
+                  <pic:blipFill>
+                    <a:blip r:embed="rId8">
+                      <a:extLst>
+                        <a:ext uri="{28A0092B-C50C-407E-A947-70E740481C1C}">
+                          <a14:useLocalDpi xmlns:a14="http://schemas.microsoft.com/office/drawing/2010/main" val="0"/>
+                        </a:ext>
+                      </a:extLst>
+                    </a:blip>
+                    <a:srcRect/>
+                    <a:stretch>
+                      <a:fillRect/>
+                    </a:stretch>
+                  </pic:blipFill>
+                  <pic:spPr bwMode="auto">
+                    <a:xfrm>
+                      <a:off x="0" y="0"/>
+                      <a:ext cx="2036445" cy="1146810"/>
+                    </a:xfrm>
+                    <a:prstGeom prst="rect">
+                      <a:avLst/>
+                    </a:prstGeom>
+                    <a:noFill/>
+                  </pic:spPr>
+                </pic:pic>
+              </a:graphicData>
+            </a:graphic>
+            <wp14:sizeRelH relativeFrom="page">
+              <wp14:pctWidth>0</wp14:pctWidth>
+            </wp14:sizeRelH>
+            <wp14:sizeRelV relativeFrom="page">
+              <wp14:pctHeight>0</wp14:pctHeight>
+            </wp14:sizeRelV>
+          </wp:anchor>
+        </w:drawing>
+      </w:r>
+    </w:p>
+    <w:p/>
+    <w:p/>
+    <w:p>
+      <w:pPr>
+        <w:jc w:val="right"/>
+      </w:pPr>
+      <w:hyperlink r:id="rId9" w:history="1">
+        <w:r>
+          <w:rPr>
+            <w:rStyle w:val="Hyperlink"/>
+          </w:rPr>
+          <w:t>https://virustreatmentcenters.com</w:t>
+        </w:r>
+      </w:hyperlink>
+    </w:p>
     <w:sectPr>
+      <w:footerReference w:type="even" r:id="rId10"/>
+      <w:footerReference w:type="default" r:id="rId11"/>
+      <w:headerReference w:type="first" r:id="rId12"/>
+      <w:footerReference w:type="first" r:id="rId13"/>
       <w:pgSz w:w="12240" w:h="15840"/>
       <w:pgMar w:top="1440" w:right="1440" w:bottom="1440" w:left="1440" w:header="720" w:footer="720" w:gutter="0"/>
       <w:cols w:space="720"/>
+      <w:titlePg/>
       <w:docGrid w:linePitch="360"/>
     </w:sectPr>
   </w:body>
 </w:document>
+</file>
+
+<file path=word/endnotes.xml><?xml version="1.0" encoding="utf-8"?>
+<w:endnotes xmlns:wpc="http://schemas.microsoft.com/office/word/2010/wordprocessingCanvas" xmlns:cx="http://schemas.microsoft.com/office/drawing/2014/chartex" xmlns:cx1="http://schemas.microsoft.com/office/drawing/2015/9/8/chartex" xmlns:cx2="http://schemas.microsoft.com/office/drawing/2015/10/21/chartex" xmlns:cx3="http://schemas.microsoft.com/office/drawing/2016/5/9/chartex" xmlns:cx4="http://schemas.microsoft.com/office/drawing/2016/5/10/chartex" xmlns:cx5="http://schemas.microsoft.com/office/drawing/2016/5/11/chartex" xmlns:cx6="http://schemas.microsoft.com/office/drawing/2016/5/12/chartex" xmlns:cx7="http://schemas.microsoft.com/office/drawing/2016/5/13/chartex" xmlns:cx8="http://schemas.microsoft.com/office/drawing/2016/5/14/chartex" xmlns:mc="http://schemas.openxmlformats.org/markup-compatibility/2006" xmlns:aink="http://schemas.microsoft.com/office/drawing/2016/ink" xmlns:am3d="http://schemas.microsoft.com/office/drawing/2017/model3d" xmlns:o="urn:schemas-microsoft-com:office:office" xmlns:oel="http://schemas.microsoft.com/office/2019/extlst" xmlns:r="http://schemas.openxmlformats.org/officeDocument/2006/relationships" xmlns:m="http://schemas.openxmlformats.org/officeDocument/2006/math" xmlns:v="urn:schemas-microsoft-com:vml" xmlns:wp14="http://schemas.microsoft.com/office/word/2010/wordprocessingDrawing" xmlns:wp="http://schemas.openxmlformats.org/drawingml/2006/wordprocessingDrawing" xmlns:w10="urn:schemas-microsoft-com:office:word" xmlns:w="http://schemas.openxmlformats.org/wordprocessingml/2006/main" xmlns:w14="http://schemas.microsoft.com/office/word/2010/wordml" xmlns:w15="http://schemas.microsoft.com/office/word/2012/wordml" xmlns:w16cex="http://schemas.microsoft.com/office/word/2018/wordml/cex" xmlns:w16cid="http://schemas.microsoft.com/office/word/2016/wordml/cid" xmlns:w16="http://schemas.microsoft.com/office/word/2018/wordml" xmlns:w16du="http://schemas.microsoft.com/office/word/2023/wordml/word16du" xmlns:w16sdtdh="http://schemas.microsoft.com/office/word/2020/wordml/sdtdatahash" xmlns:w16sdtfl="http://schemas.microsoft.com/office/word/2024/wordml/sdtformatlock" xmlns:w16se="http://schemas.microsoft.com/office/word/2015/wordml/symex" xmlns:wpg="http://schemas.microsoft.com/office/word/2010/wordprocessingGroup" xmlns:wpi="http://schemas.microsoft.com/office/word/2010/wordprocessingInk" xmlns:wne="http://schemas.microsoft.com/office/word/2006/wordml" xmlns:wps="http://schemas.microsoft.com/office/word/2010/wordprocessingShape" mc:Ignorable="w14 w15 w16se w16cid w16 w16cex w16sdtdh w16sdtfl w16du wp14">
+  <w:endnote w:type="separator" w:id="-1">
+    <w:p>
+      <w:pPr>
+        <w:spacing w:after="0" w:line="240" w:lineRule="auto"/>
+      </w:pPr>
+      <w:r>
+        <w:separator/>
+      </w:r>
+    </w:p>
+  </w:endnote>
+  <w:endnote w:type="continuationSeparator" w:id="0">
+    <w:p>
+      <w:pPr>
+        <w:spacing w:after="0" w:line="240" w:lineRule="auto"/>
+      </w:pPr>
+      <w:r>
+        <w:continuationSeparator/>
+      </w:r>
+    </w:p>
+  </w:endnote>
+</w:endnotes>
+</file>
+
+<file path=word/footer1.xml><?xml version="1.0" encoding="utf-8"?>
+<w:ftr xmlns:wpc="http://schemas.microsoft.com/office/word/2010/wordprocessingCanvas" xmlns:cx="http://schemas.microsoft.com/office/drawing/2014/chartex" xmlns:cx1="http://schemas.microsoft.com/office/drawing/2015/9/8/chartex" xmlns:cx2="http://schemas.microsoft.com/office/drawing/2015/10/21/chartex" xmlns:cx3="http://schemas.microsoft.com/office/drawing/2016/5/9/chartex" xmlns:cx4="http://schemas.microsoft.com/office/drawing/2016/5/10/chartex" xmlns:cx5="http://schemas.microsoft.com/office/drawing/2016/5/11/chartex" xmlns:cx6="http://schemas.microsoft.com/office/drawing/2016/5/12/chartex" xmlns:cx7="http://schemas.microsoft.com/office/drawing/2016/5/13/chartex" xmlns:cx8="http://schemas.microsoft.com/office/drawing/2016/5/14/chartex" xmlns:mc="http://schemas.openxmlformats.org/markup-compatibility/2006" xmlns:aink="http://schemas.microsoft.com/office/drawing/2016/ink" xmlns:am3d="http://schemas.microsoft.com/office/drawing/2017/model3d" xmlns:o="urn:schemas-microsoft-com:office:office" xmlns:oel="http://schemas.microsoft.com/office/2019/extlst" xmlns:r="http://schemas.openxmlformats.org/officeDocument/2006/relationships" xmlns:m="http://schemas.openxmlformats.org/officeDocument/2006/math" xmlns:v="urn:schemas-microsoft-com:vml" xmlns:wp14="http://schemas.microsoft.com/office/word/2010/wordprocessingDrawing" xmlns:wp="http://schemas.openxmlformats.org/drawingml/2006/wordprocessingDrawing" xmlns:w10="urn:schemas-microsoft-com:office:word" xmlns:w="http://schemas.openxmlformats.org/wordprocessingml/2006/main" xmlns:w14="http://schemas.microsoft.com/office/word/2010/wordml" xmlns:w15="http://schemas.microsoft.com/office/word/2012/wordml" xmlns:w16cex="http://schemas.microsoft.com/office/word/2018/wordml/cex" xmlns:w16cid="http://schemas.microsoft.com/office/word/2016/wordml/cid" xmlns:w16="http://schemas.microsoft.com/office/word/2018/wordml" xmlns:w16du="http://schemas.microsoft.com/office/word/2023/wordml/word16du" xmlns:w16sdtdh="http://schemas.microsoft.com/office/word/2020/wordml/sdtdatahash" xmlns:w16sdtfl="http://schemas.microsoft.com/office/word/2024/wordml/sdtformatlock" xmlns:w16se="http://schemas.microsoft.com/office/word/2015/wordml/symex" xmlns:wpg="http://schemas.microsoft.com/office/word/2010/wordprocessingGroup" xmlns:wpi="http://schemas.microsoft.com/office/word/2010/wordprocessingInk" xmlns:wne="http://schemas.microsoft.com/office/word/2006/wordml" xmlns:wps="http://schemas.microsoft.com/office/word/2010/wordprocessingShape" mc:Ignorable="w14 w15 w16se w16cid w16 w16cex w16sdtdh w16sdtfl w16du wp14">
+  <w:p>
+    <w:pPr>
+      <w:pStyle w:val="Footer"/>
+      <w:tabs>
+        <w:tab w:val="left" w:pos="8427"/>
+      </w:tabs>
+    </w:pPr>
+    <w:r>
+      <w:tab/>
+    </w:r>
+    <w:r>
+      <w:tab/>
+    </w:r>
+    <w:hyperlink r:id="rId1" w:history="1">
+      <w:r>
+        <w:rPr>
+          <w:rStyle w:val="Hyperlink"/>
+        </w:rPr>
+        <w:t>https://healthcarelawmatters.foxrothschild.com/contact/</w:t>
+      </w:r>
+    </w:hyperlink>
+    <w:r>
+      <w:tab/>
+    </w:r>
+  </w:p>
+</w:ftr>
+</file>
+
+<file path=word/footer2.xml><?xml version="1.0" encoding="utf-8"?>
+<w:ftr xmlns:wpc="http://schemas.microsoft.com/office/word/2010/wordprocessingCanvas" xmlns:cx="http://schemas.microsoft.com/office/drawing/2014/chartex" xmlns:cx1="http://schemas.microsoft.com/office/drawing/2015/9/8/chartex" xmlns:cx2="http://schemas.microsoft.com/office/drawing/2015/10/21/chartex" xmlns:cx3="http://schemas.microsoft.com/office/drawing/2016/5/9/chartex" xmlns:cx4="http://schemas.microsoft.com/office/drawing/2016/5/10/chartex" xmlns:cx5="http://schemas.microsoft.com/office/drawing/2016/5/11/chartex" xmlns:cx6="http://schemas.microsoft.com/office/drawing/2016/5/12/chartex" xmlns:cx7="http://schemas.microsoft.com/office/drawing/2016/5/13/chartex" xmlns:cx8="http://schemas.microsoft.com/office/drawing/2016/5/14/chartex" xmlns:mc="http://schemas.openxmlformats.org/markup-compatibility/2006" xmlns:aink="http://schemas.microsoft.com/office/drawing/2016/ink" xmlns:am3d="http://schemas.microsoft.com/office/drawing/2017/model3d" xmlns:o="urn:schemas-microsoft-com:office:office" xmlns:oel="http://schemas.microsoft.com/office/2019/extlst" xmlns:r="http://schemas.openxmlformats.org/officeDocument/2006/relationships" xmlns:m="http://schemas.openxmlformats.org/officeDocument/2006/math" xmlns:v="urn:schemas-microsoft-com:vml" xmlns:wp14="http://schemas.microsoft.com/office/word/2010/wordprocessingDrawing" xmlns:wp="http://schemas.openxmlformats.org/drawingml/2006/wordprocessingDrawing" xmlns:w10="urn:schemas-microsoft-com:office:word" xmlns:w="http://schemas.openxmlformats.org/wordprocessingml/2006/main" xmlns:w14="http://schemas.microsoft.com/office/word/2010/wordml" xmlns:w15="http://schemas.microsoft.com/office/word/2012/wordml" xmlns:w16cex="http://schemas.microsoft.com/office/word/2018/wordml/cex" xmlns:w16cid="http://schemas.microsoft.com/office/word/2016/wordml/cid" xmlns:w16="http://schemas.microsoft.com/office/word/2018/wordml" xmlns:w16du="http://schemas.microsoft.com/office/word/2023/wordml/word16du" xmlns:w16sdtdh="http://schemas.microsoft.com/office/word/2020/wordml/sdtdatahash" xmlns:w16sdtfl="http://schemas.microsoft.com/office/word/2024/wordml/sdtformatlock" xmlns:w16se="http://schemas.microsoft.com/office/word/2015/wordml/symex" xmlns:wpg="http://schemas.microsoft.com/office/word/2010/wordprocessingGroup" xmlns:wpi="http://schemas.microsoft.com/office/word/2010/wordprocessingInk" xmlns:wne="http://schemas.microsoft.com/office/word/2006/wordml" xmlns:wps="http://schemas.microsoft.com/office/word/2010/wordprocessingShape" mc:Ignorable="w14 w15 w16se w16cid w16 w16cex w16sdtdh w16sdtfl w16du wp14">
+  <w:p>
+    <w:pPr>
+      <w:pStyle w:val="Footer"/>
+      <w:jc w:val="center"/>
+    </w:pPr>
+    <w:hyperlink r:id="rId1" w:history="1">
+      <w:r>
+        <w:rPr>
+          <w:rStyle w:val="Hyperlink"/>
+        </w:rPr>
+        <w:t>https://www.foxrothschild.com/health-law</w:t>
+      </w:r>
+    </w:hyperlink>
+  </w:p>
+</w:ftr>
+</file>
+
+<file path=word/footer3.xml><?xml version="1.0" encoding="utf-8"?>
+<w:ftr xmlns:wpc="http://schemas.microsoft.com/office/word/2010/wordprocessingCanvas" xmlns:cx="http://schemas.microsoft.com/office/drawing/2014/chartex" xmlns:cx1="http://schemas.microsoft.com/office/drawing/2015/9/8/chartex" xmlns:cx2="http://schemas.microsoft.com/office/drawing/2015/10/21/chartex" xmlns:cx3="http://schemas.microsoft.com/office/drawing/2016/5/9/chartex" xmlns:cx4="http://schemas.microsoft.com/office/drawing/2016/5/10/chartex" xmlns:cx5="http://schemas.microsoft.com/office/drawing/2016/5/11/chartex" xmlns:cx6="http://schemas.microsoft.com/office/drawing/2016/5/12/chartex" xmlns:cx7="http://schemas.microsoft.com/office/drawing/2016/5/13/chartex" xmlns:cx8="http://schemas.microsoft.com/office/drawing/2016/5/14/chartex" xmlns:mc="http://schemas.openxmlformats.org/markup-compatibility/2006" xmlns:aink="http://schemas.microsoft.com/office/drawing/2016/ink" xmlns:am3d="http://schemas.microsoft.com/office/drawing/2017/model3d" xmlns:o="urn:schemas-microsoft-com:office:office" xmlns:oel="http://schemas.microsoft.com/office/2019/extlst" xmlns:r="http://schemas.openxmlformats.org/officeDocument/2006/relationships" xmlns:m="http://schemas.openxmlformats.org/officeDocument/2006/math" xmlns:v="urn:schemas-microsoft-com:vml" xmlns:wp14="http://schemas.microsoft.com/office/word/2010/wordprocessingDrawing" xmlns:wp="http://schemas.openxmlformats.org/drawingml/2006/wordprocessingDrawing" xmlns:w10="urn:schemas-microsoft-com:office:word" xmlns:w="http://schemas.openxmlformats.org/wordprocessingml/2006/main" xmlns:w14="http://schemas.microsoft.com/office/word/2010/wordml" xmlns:w15="http://schemas.microsoft.com/office/word/2012/wordml" xmlns:w16cex="http://schemas.microsoft.com/office/word/2018/wordml/cex" xmlns:w16cid="http://schemas.microsoft.com/office/word/2016/wordml/cid" xmlns:w16="http://schemas.microsoft.com/office/word/2018/wordml" xmlns:w16du="http://schemas.microsoft.com/office/word/2023/wordml/word16du" xmlns:w16sdtdh="http://schemas.microsoft.com/office/word/2020/wordml/sdtdatahash" xmlns:w16sdtfl="http://schemas.microsoft.com/office/word/2024/wordml/sdtformatlock" xmlns:w16se="http://schemas.microsoft.com/office/word/2015/wordml/symex" xmlns:wpg="http://schemas.microsoft.com/office/word/2010/wordprocessingGroup" xmlns:wpi="http://schemas.microsoft.com/office/word/2010/wordprocessingInk" xmlns:wne="http://schemas.microsoft.com/office/word/2006/wordml" xmlns:wps="http://schemas.microsoft.com/office/word/2010/wordprocessingShape" mc:Ignorable="w14 w15 w16se w16cid w16 w16cex w16sdtdh w16sdtfl w16du wp14">
+  <w:p>
+    <w:pPr>
+      <w:pStyle w:val="Footer"/>
+      <w:jc w:val="center"/>
+    </w:pPr>
+    <w:hyperlink r:id="rId1" w:history="1">
+      <w:r>
+        <w:rPr>
+          <w:rStyle w:val="Hyperlink"/>
+        </w:rPr>
+        <w:t>https://virustreatmentcenters.com/</w:t>
+      </w:r>
+    </w:hyperlink>
+  </w:p>
+</w:ftr>
+</file>
+
+<file path=word/footnotes.xml><?xml version="1.0" encoding="utf-8"?>
+<w:footnotes xmlns:wpc="http://schemas.microsoft.com/office/word/2010/wordprocessingCanvas" xmlns:cx="http://schemas.microsoft.com/office/drawing/2014/chartex" xmlns:cx1="http://schemas.microsoft.com/office/drawing/2015/9/8/chartex" xmlns:cx2="http://schemas.microsoft.com/office/drawing/2015/10/21/chartex" xmlns:cx3="http://schemas.microsoft.com/office/drawing/2016/5/9/chartex" xmlns:cx4="http://schemas.microsoft.com/office/drawing/2016/5/10/chartex" xmlns:cx5="http://schemas.microsoft.com/office/drawing/2016/5/11/chartex" xmlns:cx6="http://schemas.microsoft.com/office/drawing/2016/5/12/chartex" xmlns:cx7="http://schemas.microsoft.com/office/drawing/2016/5/13/chartex" xmlns:cx8="http://schemas.microsoft.com/office/drawing/2016/5/14/chartex" xmlns:mc="http://schemas.openxmlformats.org/markup-compatibility/2006" xmlns:aink="http://schemas.microsoft.com/office/drawing/2016/ink" xmlns:am3d="http://schemas.microsoft.com/office/drawing/2017/model3d" xmlns:o="urn:schemas-microsoft-com:office:office" xmlns:oel="http://schemas.microsoft.com/office/2019/extlst" xmlns:r="http://schemas.openxmlformats.org/officeDocument/2006/relationships" xmlns:m="http://schemas.openxmlformats.org/officeDocument/2006/math" xmlns:v="urn:schemas-microsoft-com:vml" xmlns:wp14="http://schemas.microsoft.com/office/word/2010/wordprocessingDrawing" xmlns:wp="http://schemas.openxmlformats.org/drawingml/2006/wordprocessingDrawing" xmlns:w10="urn:schemas-microsoft-com:office:word" xmlns:w="http://schemas.openxmlformats.org/wordprocessingml/2006/main" xmlns:w14="http://schemas.microsoft.com/office/word/2010/wordml" xmlns:w15="http://schemas.microsoft.com/office/word/2012/wordml" xmlns:w16cex="http://schemas.microsoft.com/office/word/2018/wordml/cex" xmlns:w16cid="http://schemas.microsoft.com/office/word/2016/wordml/cid" xmlns:w16="http://schemas.microsoft.com/office/word/2018/wordml" xmlns:w16du="http://schemas.microsoft.com/office/word/2023/wordml/word16du" xmlns:w16sdtdh="http://schemas.microsoft.com/office/word/2020/wordml/sdtdatahash" xmlns:w16sdtfl="http://schemas.microsoft.com/office/word/2024/wordml/sdtformatlock" xmlns:w16se="http://schemas.microsoft.com/office/word/2015/wordml/symex" xmlns:wpg="http://schemas.microsoft.com/office/word/2010/wordprocessingGroup" xmlns:wpi="http://schemas.microsoft.com/office/word/2010/wordprocessingInk" xmlns:wne="http://schemas.microsoft.com/office/word/2006/wordml" xmlns:wps="http://schemas.microsoft.com/office/word/2010/wordprocessingShape" mc:Ignorable="w14 w15 w16se w16cid w16 w16cex w16sdtdh w16sdtfl w16du wp14">
+  <w:footnote w:type="separator" w:id="-1">
+    <w:p>
+      <w:pPr>
+        <w:spacing w:after="0" w:line="240" w:lineRule="auto"/>
+      </w:pPr>
+      <w:r>
+        <w:separator/>
+      </w:r>
+    </w:p>
+  </w:footnote>
+  <w:footnote w:type="continuationSeparator" w:id="0">
+    <w:p>
+      <w:pPr>
+        <w:spacing w:after="0" w:line="240" w:lineRule="auto"/>
+      </w:pPr>
+      <w:r>
+        <w:continuationSeparator/>
+      </w:r>
+    </w:p>
+  </w:footnote>
+</w:footnotes>
+</file>
+
+<file path=word/header1.xml><?xml version="1.0" encoding="utf-8"?>
+<w:hdr xmlns:wpc="http://schemas.microsoft.com/office/word/2010/wordprocessingCanvas" xmlns:cx="http://schemas.microsoft.com/office/drawing/2014/chartex" xmlns:cx1="http://schemas.microsoft.com/office/drawing/2015/9/8/chartex" xmlns:cx2="http://schemas.microsoft.com/office/drawing/2015/10/21/chartex" xmlns:cx3="http://schemas.microsoft.com/office/drawing/2016/5/9/chartex" xmlns:cx4="http://schemas.microsoft.com/office/drawing/2016/5/10/chartex" xmlns:cx5="http://schemas.microsoft.com/office/drawing/2016/5/11/chartex" xmlns:cx6="http://schemas.microsoft.com/office/drawing/2016/5/12/chartex" xmlns:cx7="http://schemas.microsoft.com/office/drawing/2016/5/13/chartex" xmlns:cx8="http://schemas.microsoft.com/office/drawing/2016/5/14/chartex" xmlns:mc="http://schemas.openxmlformats.org/markup-compatibility/2006" xmlns:aink="http://schemas.microsoft.com/office/drawing/2016/ink" xmlns:am3d="http://schemas.microsoft.com/office/drawing/2017/model3d" xmlns:o="urn:schemas-microsoft-com:office:office" xmlns:oel="http://schemas.microsoft.com/office/2019/extlst" xmlns:r="http://schemas.openxmlformats.org/officeDocument/2006/relationships" xmlns:m="http://schemas.openxmlformats.org/officeDocument/2006/math" xmlns:v="urn:schemas-microsoft-com:vml" xmlns:wp14="http://schemas.microsoft.com/office/word/2010/wordprocessingDrawing" xmlns:wp="http://schemas.openxmlformats.org/drawingml/2006/wordprocessingDrawing" xmlns:w10="urn:schemas-microsoft-com:office:word" xmlns:w="http://schemas.openxmlformats.org/wordprocessingml/2006/main" xmlns:w14="http://schemas.microsoft.com/office/word/2010/wordml" xmlns:w15="http://schemas.microsoft.com/office/word/2012/wordml" xmlns:w16cex="http://schemas.microsoft.com/office/word/2018/wordml/cex" xmlns:w16cid="http://schemas.microsoft.com/office/word/2016/wordml/cid" xmlns:w16="http://schemas.microsoft.com/office/word/2018/wordml" xmlns:w16du="http://schemas.microsoft.com/office/word/2023/wordml/word16du" xmlns:w16sdtdh="http://schemas.microsoft.com/office/word/2020/wordml/sdtdatahash" xmlns:w16sdtfl="http://schemas.microsoft.com/office/word/2024/wordml/sdtformatlock" xmlns:w16se="http://schemas.microsoft.com/office/word/2015/wordml/symex" xmlns:wpg="http://schemas.microsoft.com/office/word/2010/wordprocessingGroup" xmlns:wpi="http://schemas.microsoft.com/office/word/2010/wordprocessingInk" xmlns:wne="http://schemas.microsoft.com/office/word/2006/wordml" xmlns:wps="http://schemas.microsoft.com/office/word/2010/wordprocessingShape" mc:Ignorable="w14 w15 w16se w16cid w16 w16cex w16sdtdh w16sdtfl w16du wp14">
+  <w:p>
+    <w:pPr>
+      <w:pStyle w:val="Header"/>
+      <w:jc w:val="right"/>
+    </w:pPr>
+    <w:r>
+      <w:t>ECNM HOFSTAD</w:t>
+    </w:r>
+  </w:p>
+</w:hdr>
 </file>
 
 <file path=word/numbering.xml><?xml version="1.0" encoding="utf-8"?>
@@ -4718,6 +5506,7 @@
   <w:style w:type="character" w:default="1" w:styleId="DefaultParagraphFont">
     <w:name w:val="Default Paragraph Font"/>
     <w:uiPriority w:val="1"/>
+    <w:semiHidden/>
     <w:unhideWhenUsed/>
   </w:style>
   <w:style w:type="table" w:default="1" w:styleId="TableNormal">
@@ -5054,6 +5843,50 @@
       <w:shd w:val="clear" w:color="auto" w:fill="E1DFDD"/>
     </w:rPr>
   </w:style>
+  <w:style w:type="paragraph" w:styleId="Header">
+    <w:name w:val="header"/>
+    <w:basedOn w:val="Normal"/>
+    <w:link w:val="HeaderChar"/>
+    <w:uiPriority w:val="99"/>
+    <w:unhideWhenUsed/>
+    <w:rsid w:val="00D00306"/>
+    <w:pPr>
+      <w:tabs>
+        <w:tab w:val="center" w:pos="4680"/>
+        <w:tab w:val="right" w:pos="9360"/>
+      </w:tabs>
+      <w:spacing w:after="0" w:line="240" w:lineRule="auto"/>
+    </w:pPr>
+  </w:style>
+  <w:style w:type="character" w:customStyle="1" w:styleId="HeaderChar">
+    <w:name w:val="Header Char"/>
+    <w:basedOn w:val="DefaultParagraphFont"/>
+    <w:link w:val="Header"/>
+    <w:uiPriority w:val="99"/>
+    <w:rsid w:val="00D00306"/>
+  </w:style>
+  <w:style w:type="paragraph" w:styleId="Footer">
+    <w:name w:val="footer"/>
+    <w:basedOn w:val="Normal"/>
+    <w:link w:val="FooterChar"/>
+    <w:uiPriority w:val="99"/>
+    <w:unhideWhenUsed/>
+    <w:rsid w:val="00D00306"/>
+    <w:pPr>
+      <w:tabs>
+        <w:tab w:val="center" w:pos="4680"/>
+        <w:tab w:val="right" w:pos="9360"/>
+      </w:tabs>
+      <w:spacing w:after="0" w:line="240" w:lineRule="auto"/>
+    </w:pPr>
+  </w:style>
+  <w:style w:type="character" w:customStyle="1" w:styleId="FooterChar">
+    <w:name w:val="Footer Char"/>
+    <w:basedOn w:val="DefaultParagraphFont"/>
+    <w:link w:val="Footer"/>
+    <w:uiPriority w:val="99"/>
+    <w:rsid w:val="00D00306"/>
+  </w:style>
 </w:styles>
 </file>
 
